--- a/facilitator-guide-test-strategy.docx
+++ b/facilitator-guide-test-strategy.docx
@@ -247,7 +247,7 @@
         </w:numPr>
       </w:pPr>
       <w:r>
-        <w:t xml:space="preserve">Print the board at A3, or load the SVG as a digital background</w:t>
+        <w:t xml:space="preserve">Print the board at A3 or 11×17, or load the SVG as a digital background</w:t>
       </w:r>
     </w:p>
     <w:p>

--- a/facilitator-guide-test-strategy.docx
+++ b/facilitator-guide-test-strategy.docx
@@ -1019,7 +1019,7 @@
     </w:p>
     <w:p>
       <w:r>
-        <w:t xml:space="preserve">   Content: Exploratory: · People testing what scripts can't · What we test: (×4) · Exploratory · Automated: (×4) · Runs when: (×4) · Owner: (×4) · End-to-end / ui: · Whole journeys, through the interface · End-to-end / UI · Integration / api: · Services and components together · Integration / API · Unit: · Small pieces of code, in isolation · Unit</w:t>
+        <w:t xml:space="preserve">   Content: Exploratory: · People testing what scripts can't · What we test: (×4) · Exploratory · Automated: (×4) · Runs when: (×4) · Owner: (×4) · End-to-end / UI: · Whole journeys, through the interface · End-to-end / UI · Integration / API: · Services and components together · Integration / API · Unit: · Small pieces of code, in isolation · Unit</w:t>
       </w:r>
     </w:p>
     <w:p>
